--- a/week-5-assessment-rubrics/week-5-pedagogical-excursion.docx
+++ b/week-5-assessment-rubrics/week-5-pedagogical-excursion.docx
@@ -63,7 +63,7 @@
           <w:sz w:val="22"/>
           <w:szCs w:val="22"/>
         </w:rPr>
-        <w:t>In class · on your own · no genAI. Collected at the end of class Thursday. This is your second Misconception Quick Response.</w:t>
+        <w:t>In class · on your own · no genAI. Collected at the end of the clinic. This is your second Misconception Quick Response.</w:t>
       </w:r>
     </w:p>
     <w:p>

--- a/week-5-assessment-rubrics/week-5-pedagogical-excursion.docx
+++ b/week-5-assessment-rubrics/week-5-pedagogical-excursion.docx
@@ -9,7 +9,7 @@
       </w:pPr>
       <w:r>
         <w:rPr>
-          <w:rFonts w:ascii="Inter" w:hAnsi="Inter" w:eastAsia="ＭＳ ゴシック" w:cs="Inter" w:eastAsiaTheme="majorEastAsia" w:csTheme="majorBidi"/>
+          <w:rFonts w:ascii="Calibri" w:hAnsi="Calibri" w:eastAsia="ＭＳ ゴシック" w:cs="Calibri" w:eastAsiaTheme="majorEastAsia" w:csTheme="majorBidi"/>
           <w:b/>
           <w:bCs/>
           <w:color w:val="1F4E96"/>
@@ -25,7 +25,7 @@
       </w:pPr>
       <w:r>
         <w:rPr>
-          <w:rFonts w:ascii="Inter" w:hAnsi="Inter" w:eastAsia="ＭＳ 明朝" w:cs="Inter" w:eastAsiaTheme="minorEastAsia"/>
+          <w:rFonts w:ascii="Calibri" w:hAnsi="Calibri" w:eastAsia="ＭＳ 明朝" w:cs="Calibri" w:eastAsiaTheme="minorEastAsia"/>
           <w:b/>
           <w:bCs/>
           <w:color w:val="1F4E96"/>
@@ -41,7 +41,7 @@
       </w:pPr>
       <w:r>
         <w:rPr>
-          <w:rFonts w:ascii="Inter" w:hAnsi="Inter" w:eastAsia="ＭＳ 明朝" w:cs="Inter" w:eastAsiaTheme="minorEastAsia"/>
+          <w:rFonts w:ascii="Calibri" w:hAnsi="Calibri" w:eastAsia="ＭＳ 明朝" w:cs="Calibri" w:eastAsiaTheme="minorEastAsia"/>
           <w:b/>
           <w:bCs/>
           <w:color w:val="1F4E96"/>
@@ -57,7 +57,7 @@
       </w:pPr>
       <w:r>
         <w:rPr>
-          <w:rFonts w:ascii="Inter" w:hAnsi="Inter" w:eastAsia="ＭＳ 明朝" w:cs="Inter" w:eastAsiaTheme="minorEastAsia"/>
+          <w:rFonts w:ascii="Calibri" w:hAnsi="Calibri" w:eastAsia="ＭＳ 明朝" w:cs="Calibri" w:eastAsiaTheme="minorEastAsia"/>
           <w:i/>
           <w:iCs/>
           <w:sz w:val="22"/>
@@ -72,7 +72,7 @@
       </w:pPr>
       <w:r>
         <w:rPr>
-          <w:rFonts w:ascii="Inter" w:hAnsi="Inter" w:eastAsia="ＭＳ 明朝" w:cs="Inter" w:eastAsiaTheme="minorEastAsia"/>
+          <w:rFonts w:ascii="Calibri" w:hAnsi="Calibri" w:eastAsia="ＭＳ 明朝" w:cs="Calibri" w:eastAsiaTheme="minorEastAsia"/>
           <w:b/>
           <w:bCs/>
           <w:color w:val="1F4E96"/>
@@ -88,7 +88,7 @@
       </w:pPr>
       <w:r>
         <w:rPr>
-          <w:rFonts w:ascii="Inter" w:hAnsi="Inter" w:eastAsia="ＭＳ 明朝" w:cs="Inter" w:eastAsiaTheme="minorEastAsia"/>
+          <w:rFonts w:ascii="Calibri" w:hAnsi="Calibri" w:eastAsia="ＭＳ 明朝" w:cs="Calibri" w:eastAsiaTheme="minorEastAsia"/>
           <w:sz w:val="22"/>
           <w:szCs w:val="22"/>
         </w:rPr>
@@ -143,7 +143,7 @@
       </w:pPr>
       <w:r>
         <w:rPr>
-          <w:rFonts w:ascii="Inter" w:hAnsi="Inter" w:eastAsia="ＭＳ 明朝" w:cs="Inter" w:eastAsiaTheme="minorEastAsia"/>
+          <w:rFonts w:ascii="Calibri" w:hAnsi="Calibri" w:eastAsia="ＭＳ 明朝" w:cs="Calibri" w:eastAsiaTheme="minorEastAsia"/>
           <w:i/>
           <w:iCs/>
           <w:sz w:val="18"/>
@@ -158,7 +158,7 @@
       </w:pPr>
       <w:r>
         <w:rPr>
-          <w:rFonts w:ascii="Inter" w:hAnsi="Inter" w:eastAsia="ＭＳ 明朝" w:cs="Inter" w:eastAsiaTheme="minorEastAsia"/>
+          <w:rFonts w:ascii="Calibri" w:hAnsi="Calibri" w:eastAsia="ＭＳ 明朝" w:cs="Calibri" w:eastAsiaTheme="minorEastAsia"/>
           <w:b/>
           <w:bCs/>
           <w:color w:val="1F4E96"/>
@@ -174,7 +174,7 @@
       </w:pPr>
       <w:r>
         <w:rPr>
-          <w:rFonts w:ascii="Inter" w:hAnsi="Inter" w:eastAsia="ＭＳ 明朝" w:cs="Inter" w:eastAsiaTheme="minorEastAsia"/>
+          <w:rFonts w:ascii="Calibri" w:hAnsi="Calibri" w:eastAsia="ＭＳ 明朝" w:cs="Calibri" w:eastAsiaTheme="minorEastAsia"/>
           <w:sz w:val="22"/>
           <w:szCs w:val="22"/>
         </w:rPr>
@@ -229,7 +229,7 @@
       </w:pPr>
       <w:r>
         <w:rPr>
-          <w:rFonts w:ascii="Inter" w:hAnsi="Inter" w:eastAsia="ＭＳ 明朝" w:cs="Inter" w:eastAsiaTheme="minorEastAsia"/>
+          <w:rFonts w:ascii="Calibri" w:hAnsi="Calibri" w:eastAsia="ＭＳ 明朝" w:cs="Calibri" w:eastAsiaTheme="minorEastAsia"/>
           <w:b/>
           <w:bCs/>
           <w:color w:val="1F4E96"/>
@@ -240,7 +240,7 @@
       </w:r>
       <w:r>
         <w:rPr>
-          <w:rFonts w:ascii="Inter" w:hAnsi="Inter" w:eastAsia="ＭＳ 明朝" w:cs="Inter" w:eastAsiaTheme="minorEastAsia"/>
+          <w:rFonts w:ascii="Calibri" w:hAnsi="Calibri" w:eastAsia="ＭＳ 明朝" w:cs="Calibri" w:eastAsiaTheme="minorEastAsia"/>
           <w:color w:val="1F4E96"/>
           <w:sz w:val="22"/>
           <w:szCs w:val="22"/>
@@ -249,7 +249,7 @@
       </w:r>
       <w:r>
         <w:rPr>
-          <w:rFonts w:ascii="Inter" w:hAnsi="Inter" w:eastAsia="ＭＳ 明朝" w:cs="Inter" w:eastAsiaTheme="minorEastAsia"/>
+          <w:rFonts w:ascii="Calibri" w:hAnsi="Calibri" w:eastAsia="ＭＳ 明朝" w:cs="Calibri" w:eastAsiaTheme="minorEastAsia"/>
           <w:b/>
           <w:bCs/>
           <w:sz w:val="22"/>
@@ -259,7 +259,7 @@
       </w:r>
       <w:r>
         <w:rPr>
-          <w:rFonts w:ascii="Inter" w:hAnsi="Inter" w:eastAsia="ＭＳ 明朝" w:cs="Inter" w:eastAsiaTheme="minorEastAsia"/>
+          <w:rFonts w:ascii="Calibri" w:hAnsi="Calibri" w:eastAsia="ＭＳ 明朝" w:cs="Calibri" w:eastAsiaTheme="minorEastAsia"/>
           <w:sz w:val="22"/>
           <w:szCs w:val="22"/>
         </w:rPr>
@@ -302,7 +302,7 @@
       </w:pPr>
       <w:r>
         <w:rPr>
-          <w:rFonts w:ascii="Inter" w:hAnsi="Inter" w:eastAsia="ＭＳ 明朝" w:cs="Inter" w:eastAsiaTheme="minorEastAsia"/>
+          <w:rFonts w:ascii="Calibri" w:hAnsi="Calibri" w:eastAsia="ＭＳ 明朝" w:cs="Calibri" w:eastAsiaTheme="minorEastAsia"/>
           <w:b/>
           <w:bCs/>
           <w:color w:val="1F4E96"/>
@@ -313,7 +313,7 @@
       </w:r>
       <w:r>
         <w:rPr>
-          <w:rFonts w:ascii="Inter" w:hAnsi="Inter" w:eastAsia="ＭＳ 明朝" w:cs="Inter" w:eastAsiaTheme="minorEastAsia"/>
+          <w:rFonts w:ascii="Calibri" w:hAnsi="Calibri" w:eastAsia="ＭＳ 明朝" w:cs="Calibri" w:eastAsiaTheme="minorEastAsia"/>
           <w:color w:val="1F4E96"/>
           <w:sz w:val="22"/>
           <w:szCs w:val="22"/>
@@ -322,7 +322,7 @@
       </w:r>
       <w:r>
         <w:rPr>
-          <w:rFonts w:ascii="Inter" w:hAnsi="Inter" w:eastAsia="ＭＳ 明朝" w:cs="Inter" w:eastAsiaTheme="minorEastAsia"/>
+          <w:rFonts w:ascii="Calibri" w:hAnsi="Calibri" w:eastAsia="ＭＳ 明朝" w:cs="Calibri" w:eastAsiaTheme="minorEastAsia"/>
           <w:b/>
           <w:bCs/>
           <w:sz w:val="22"/>
@@ -332,7 +332,7 @@
       </w:r>
       <w:r>
         <w:rPr>
-          <w:rFonts w:ascii="Inter" w:hAnsi="Inter" w:eastAsia="ＭＳ 明朝" w:cs="Inter" w:eastAsiaTheme="minorEastAsia"/>
+          <w:rFonts w:ascii="Calibri" w:hAnsi="Calibri" w:eastAsia="ＭＳ 明朝" w:cs="Calibri" w:eastAsiaTheme="minorEastAsia"/>
           <w:sz w:val="22"/>
           <w:szCs w:val="22"/>
         </w:rPr>
@@ -350,17 +350,13 @@
       </w:pPr>
     </w:p>
     <w:p>
-      <w:r>
-        <w:br w:type="page"/>
-      </w:r>
-    </w:p>
-    <w:p>
       <w:pPr>
+        <w:pageBreakBefore/>
         <w:spacing w:after="200" w:line="276" w:lineRule="auto"/>
       </w:pPr>
       <w:r>
         <w:rPr>
-          <w:rFonts w:ascii="Inter" w:hAnsi="Inter" w:eastAsia="ＭＳ 明朝" w:cs="Inter" w:eastAsiaTheme="minorEastAsia"/>
+          <w:rFonts w:ascii="Calibri" w:hAnsi="Calibri" w:eastAsia="ＭＳ 明朝" w:cs="Calibri" w:eastAsiaTheme="minorEastAsia"/>
           <w:b/>
           <w:bCs/>
           <w:color w:val="1F4E96"/>
@@ -371,7 +367,7 @@
       </w:r>
       <w:r>
         <w:rPr>
-          <w:rFonts w:ascii="Inter" w:hAnsi="Inter" w:eastAsia="ＭＳ 明朝" w:cs="Inter" w:eastAsiaTheme="minorEastAsia"/>
+          <w:rFonts w:ascii="Calibri" w:hAnsi="Calibri" w:eastAsia="ＭＳ 明朝" w:cs="Calibri" w:eastAsiaTheme="minorEastAsia"/>
           <w:color w:val="1F4E96"/>
           <w:sz w:val="22"/>
           <w:szCs w:val="22"/>
@@ -380,7 +376,7 @@
       </w:r>
       <w:r>
         <w:rPr>
-          <w:rFonts w:ascii="Inter" w:hAnsi="Inter" w:eastAsia="ＭＳ 明朝" w:cs="Inter" w:eastAsiaTheme="minorEastAsia"/>
+          <w:rFonts w:ascii="Calibri" w:hAnsi="Calibri" w:eastAsia="ＭＳ 明朝" w:cs="Calibri" w:eastAsiaTheme="minorEastAsia"/>
           <w:b/>
           <w:bCs/>
           <w:sz w:val="22"/>
@@ -390,7 +386,7 @@
       </w:r>
       <w:r>
         <w:rPr>
-          <w:rFonts w:ascii="Inter" w:hAnsi="Inter" w:eastAsia="ＭＳ 明朝" w:cs="Inter" w:eastAsiaTheme="minorEastAsia"/>
+          <w:rFonts w:ascii="Calibri" w:hAnsi="Calibri" w:eastAsia="ＭＳ 明朝" w:cs="Calibri" w:eastAsiaTheme="minorEastAsia"/>
           <w:sz w:val="22"/>
           <w:szCs w:val="22"/>
         </w:rPr>
@@ -403,7 +399,7 @@
       </w:pPr>
       <w:r>
         <w:rPr>
-          <w:rFonts w:ascii="Inter" w:hAnsi="Inter" w:eastAsia="ＭＳ 明朝" w:cs="Inter" w:eastAsiaTheme="minorEastAsia"/>
+          <w:rFonts w:ascii="Calibri" w:hAnsi="Calibri" w:eastAsia="ＭＳ 明朝" w:cs="Calibri" w:eastAsiaTheme="minorEastAsia"/>
           <w:b/>
           <w:bCs/>
           <w:sz w:val="22"/>
@@ -438,7 +434,7 @@
       </w:pPr>
       <w:r>
         <w:rPr>
-          <w:rFonts w:ascii="Inter" w:hAnsi="Inter" w:eastAsia="ＭＳ 明朝" w:cs="Inter" w:eastAsiaTheme="minorEastAsia"/>
+          <w:rFonts w:ascii="Calibri" w:hAnsi="Calibri" w:eastAsia="ＭＳ 明朝" w:cs="Calibri" w:eastAsiaTheme="minorEastAsia"/>
           <w:b/>
           <w:bCs/>
           <w:sz w:val="22"/>
@@ -478,7 +474,7 @@
       </w:pPr>
       <w:r>
         <w:rPr>
-          <w:rFonts w:ascii="Inter" w:hAnsi="Inter" w:eastAsia="ＭＳ 明朝" w:cs="Inter" w:eastAsiaTheme="minorEastAsia"/>
+          <w:rFonts w:ascii="Calibri" w:hAnsi="Calibri" w:eastAsia="ＭＳ 明朝" w:cs="Calibri" w:eastAsiaTheme="minorEastAsia"/>
           <w:b/>
           <w:bCs/>
           <w:color w:val="1F4E96"/>
@@ -537,7 +533,7 @@
             </w:pPr>
             <w:r>
               <w:rPr>
-                <w:rFonts w:ascii="Inter" w:hAnsi="Inter" w:eastAsia="ＭＳ 明朝" w:cs="Inter" w:eastAsiaTheme="minorEastAsia"/>
+                <w:rFonts w:ascii="Calibri" w:hAnsi="Calibri" w:eastAsia="ＭＳ 明朝" w:cs="Calibri" w:eastAsiaTheme="minorEastAsia"/>
                 <w:b/>
                 <w:bCs/>
                 <w:color w:val="FFFFFF"/>
@@ -571,7 +567,7 @@
             </w:pPr>
             <w:r>
               <w:rPr>
-                <w:rFonts w:ascii="Inter" w:hAnsi="Inter" w:eastAsia="ＭＳ 明朝" w:cs="Inter" w:eastAsiaTheme="minorEastAsia"/>
+                <w:rFonts w:ascii="Calibri" w:hAnsi="Calibri" w:eastAsia="ＭＳ 明朝" w:cs="Calibri" w:eastAsiaTheme="minorEastAsia"/>
                 <w:b/>
                 <w:bCs/>
                 <w:color w:val="FFFFFF"/>
@@ -606,7 +602,7 @@
             </w:pPr>
             <w:r>
               <w:rPr>
-                <w:rFonts w:ascii="Inter" w:hAnsi="Inter" w:eastAsia="ＭＳ 明朝" w:cs="Inter" w:eastAsiaTheme="minorEastAsia"/>
+                <w:rFonts w:ascii="Calibri" w:hAnsi="Calibri" w:eastAsia="ＭＳ 明朝" w:cs="Calibri" w:eastAsiaTheme="minorEastAsia"/>
                 <w:b/>
                 <w:bCs/>
                 <w:color w:val="1F4E96"/>
@@ -639,7 +635,7 @@
             </w:pPr>
             <w:r>
               <w:rPr>
-                <w:rFonts w:ascii="Inter" w:hAnsi="Inter" w:eastAsia="ＭＳ 明朝" w:cs="Inter" w:eastAsiaTheme="minorEastAsia"/>
+                <w:rFonts w:ascii="Calibri" w:hAnsi="Calibri" w:eastAsia="ＭＳ 明朝" w:cs="Calibri" w:eastAsiaTheme="minorEastAsia"/>
                 <w:sz w:val="22"/>
                 <w:szCs w:val="22"/>
               </w:rPr>
@@ -671,7 +667,7 @@
             </w:pPr>
             <w:r>
               <w:rPr>
-                <w:rFonts w:ascii="Inter" w:hAnsi="Inter" w:eastAsia="ＭＳ 明朝" w:cs="Inter" w:eastAsiaTheme="minorEastAsia"/>
+                <w:rFonts w:ascii="Calibri" w:hAnsi="Calibri" w:eastAsia="ＭＳ 明朝" w:cs="Calibri" w:eastAsiaTheme="minorEastAsia"/>
                 <w:b/>
                 <w:bCs/>
                 <w:color w:val="1F4E96"/>
@@ -704,7 +700,7 @@
             </w:pPr>
             <w:r>
               <w:rPr>
-                <w:rFonts w:ascii="Inter" w:hAnsi="Inter" w:eastAsia="ＭＳ 明朝" w:cs="Inter" w:eastAsiaTheme="minorEastAsia"/>
+                <w:rFonts w:ascii="Calibri" w:hAnsi="Calibri" w:eastAsia="ＭＳ 明朝" w:cs="Calibri" w:eastAsiaTheme="minorEastAsia"/>
                 <w:sz w:val="22"/>
                 <w:szCs w:val="22"/>
               </w:rPr>
@@ -736,7 +732,7 @@
             </w:pPr>
             <w:r>
               <w:rPr>
-                <w:rFonts w:ascii="Inter" w:hAnsi="Inter" w:eastAsia="ＭＳ 明朝" w:cs="Inter" w:eastAsiaTheme="minorEastAsia"/>
+                <w:rFonts w:ascii="Calibri" w:hAnsi="Calibri" w:eastAsia="ＭＳ 明朝" w:cs="Calibri" w:eastAsiaTheme="minorEastAsia"/>
                 <w:b/>
                 <w:bCs/>
                 <w:color w:val="1F4E96"/>
@@ -769,7 +765,7 @@
             </w:pPr>
             <w:r>
               <w:rPr>
-                <w:rFonts w:ascii="Inter" w:hAnsi="Inter" w:eastAsia="ＭＳ 明朝" w:cs="Inter" w:eastAsiaTheme="minorEastAsia"/>
+                <w:rFonts w:ascii="Calibri" w:hAnsi="Calibri" w:eastAsia="ＭＳ 明朝" w:cs="Calibri" w:eastAsiaTheme="minorEastAsia"/>
                 <w:sz w:val="22"/>
                 <w:szCs w:val="22"/>
               </w:rPr>
@@ -1153,7 +1149,7 @@
     <w:qFormat/>
     <w:rsid w:val="00FC693F"/>
     <w:rPr>
-      <w:rFonts w:ascii="Inter" w:hAnsi="Inter" w:cs="Inter"/>
+      <w:rFonts w:ascii="Calibri" w:hAnsi="Calibri" w:cs="Calibri"/>
     </w:rPr>
   </w:style>
   <w:style w:type="paragraph" w:styleId="Header">
@@ -1215,7 +1211,7 @@
       <w:outlineLvl w:val="0"/>
     </w:pPr>
     <w:rPr>
-      <w:rFonts w:asciiTheme="majorHAnsi" w:eastAsiaTheme="majorEastAsia" w:hAnsiTheme="majorHAnsi" w:cstheme="majorBidi" w:ascii="Inter" w:hAnsi="Inter" w:cs="Inter"/>
+      <w:rFonts w:asciiTheme="majorHAnsi" w:eastAsiaTheme="majorEastAsia" w:hAnsiTheme="majorHAnsi" w:cstheme="majorBidi" w:ascii="Calibri" w:hAnsi="Calibri" w:cs="Calibri"/>
       <w:b/>
       <w:bCs/>
       <w:color w:val="365F91" w:themeColor="accent1" w:themeShade="BF"/>
@@ -1239,7 +1235,7 @@
       <w:outlineLvl w:val="1"/>
     </w:pPr>
     <w:rPr>
-      <w:rFonts w:asciiTheme="majorHAnsi" w:eastAsiaTheme="majorEastAsia" w:hAnsiTheme="majorHAnsi" w:cstheme="majorBidi" w:ascii="Inter" w:hAnsi="Inter" w:cs="Inter"/>
+      <w:rFonts w:asciiTheme="majorHAnsi" w:eastAsiaTheme="majorEastAsia" w:hAnsiTheme="majorHAnsi" w:cstheme="majorBidi" w:ascii="Calibri" w:hAnsi="Calibri" w:cs="Calibri"/>
       <w:b/>
       <w:bCs/>
       <w:color w:val="4F81BD" w:themeColor="accent1"/>
@@ -1685,7 +1681,7 @@
       <w:contextualSpacing/>
     </w:pPr>
     <w:rPr>
-      <w:rFonts w:ascii="Inter" w:hAnsi="Inter" w:cs="Inter"/>
+      <w:rFonts w:ascii="Calibri" w:hAnsi="Calibri" w:cs="Calibri"/>
     </w:rPr>
   </w:style>
   <w:style w:type="paragraph" w:styleId="ListBullet2">
@@ -1727,7 +1723,7 @@
       <w:contextualSpacing/>
     </w:pPr>
     <w:rPr>
-      <w:rFonts w:ascii="Inter" w:hAnsi="Inter" w:cs="Inter"/>
+      <w:rFonts w:ascii="Calibri" w:hAnsi="Calibri" w:cs="Calibri"/>
     </w:rPr>
   </w:style>
   <w:style w:type="paragraph" w:styleId="ListNumber2">

--- a/week-5-assessment-rubrics/week-5-pedagogical-excursion.docx
+++ b/week-5-assessment-rubrics/week-5-pedagogical-excursion.docx
@@ -298,6 +298,7 @@
     </w:p>
     <w:p>
       <w:pPr>
+        <w:pageBreakBefore/>
         <w:spacing w:after="200" w:line="276" w:lineRule="auto"/>
       </w:pPr>
       <w:r>
